--- a/Freddie_Mac_Template.docx
+++ b/Freddie_Mac_Template.docx
@@ -60,7 +60,15 @@
           </w:tcPr>
           <w:p>
             <w:r>
-              <w:t>{{FullName}}</w:t>
+              <w:t>{{</w:t>
+            </w:r>
+            <w:proofErr w:type="spellStart"/>
+            <w:r>
+              <w:t>FullName</w:t>
+            </w:r>
+            <w:proofErr w:type="spellEnd"/>
+            <w:r>
+              <w:t>}}</w:t>
             </w:r>
           </w:p>
         </w:tc>
@@ -90,7 +98,15 @@
           </w:tcPr>
           <w:p>
             <w:r>
-              <w:t>{{FormerFM}}</w:t>
+              <w:t>{{</w:t>
+            </w:r>
+            <w:proofErr w:type="spellStart"/>
+            <w:r>
+              <w:t>FormerFM</w:t>
+            </w:r>
+            <w:proofErr w:type="spellEnd"/>
+            <w:r>
+              <w:t>}}</w:t>
             </w:r>
           </w:p>
         </w:tc>
@@ -176,7 +192,21 @@
               <w:rPr>
                 <w:b/>
               </w:rPr>
-              <w:t>Will you now or in the future require sponsorship for an immigration-related employment benefit?</w:t>
+              <w:t xml:space="preserve">Will you </w:t>
+            </w:r>
+            <w:proofErr w:type="gramStart"/>
+            <w:r>
+              <w:rPr>
+                <w:b/>
+              </w:rPr>
+              <w:t>now</w:t>
+            </w:r>
+            <w:proofErr w:type="gramEnd"/>
+            <w:r>
+              <w:rPr>
+                <w:b/>
+              </w:rPr>
+              <w:t xml:space="preserve"> or in the future require sponsorship for an immigration-related employment benefit?</w:t>
             </w:r>
           </w:p>
         </w:tc>
@@ -343,7 +373,7 @@
               <w:rPr>
                 <w:b/>
               </w:rPr>
-              <w:t>SUMMARY</w:t>
+              <w:t>SUPPLIER VETTING QUESTIONS</w:t>
             </w:r>
           </w:p>
         </w:tc>
@@ -361,10 +391,294 @@
               <w:t>{{</w:t>
             </w:r>
             <w:r>
+              <w:t>VETTING_QA</w:t>
+            </w:r>
+            <w:r>
+              <w:t>}}</w:t>
+            </w:r>
+          </w:p>
+        </w:tc>
+      </w:tr>
+    </w:tbl>
+    <w:p>
+      <w:pPr>
+        <w:spacing w:after="0" w:line="240" w:lineRule="auto"/>
+      </w:pPr>
+    </w:p>
+    <w:tbl>
+      <w:tblPr>
+        <w:tblStyle w:val="TableGrid"/>
+        <w:tblW w:w="0" w:type="auto"/>
+        <w:tblLook w:val="04A0" w:firstRow="1" w:lastRow="0" w:firstColumn="1" w:lastColumn="0" w:noHBand="0" w:noVBand="1"/>
+      </w:tblPr>
+      <w:tblGrid>
+        <w:gridCol w:w="9350"/>
+      </w:tblGrid>
+      <w:tr>
+        <w:tc>
+          <w:tcPr>
+            <w:tcW w:w="9558" w:type="dxa"/>
+            <w:shd w:val="clear" w:color="auto" w:fill="D6EAFF"/>
+          </w:tcPr>
+          <w:p>
+            <w:r>
+              <w:rPr>
+                <w:b/>
+              </w:rPr>
               <w:t>SUMMARY</w:t>
             </w:r>
+          </w:p>
+        </w:tc>
+      </w:tr>
+      <w:tr>
+        <w:trPr>
+          <w:trHeight w:val="629"/>
+        </w:trPr>
+        <w:tc>
+          <w:tcPr>
+            <w:tcW w:w="9558" w:type="dxa"/>
+          </w:tcPr>
+          <w:p>
+            <w:r>
+              <w:t>{{</w:t>
+            </w:r>
+            <w:r>
+              <w:t>SUMMARY</w:t>
+            </w:r>
             <w:r>
               <w:t>}}</w:t>
+            </w:r>
+          </w:p>
+        </w:tc>
+      </w:tr>
+    </w:tbl>
+    <w:p>
+      <w:pPr>
+        <w:spacing w:after="0" w:line="240" w:lineRule="auto"/>
+      </w:pPr>
+    </w:p>
+    <w:tbl>
+      <w:tblPr>
+        <w:tblStyle w:val="TableGrid"/>
+        <w:tblW w:w="0" w:type="auto"/>
+        <w:tblLook w:val="04A0" w:firstRow="1" w:lastRow="0" w:firstColumn="1" w:lastColumn="0" w:noHBand="0" w:noVBand="1"/>
+      </w:tblPr>
+      <w:tblGrid>
+        <w:gridCol w:w="4686"/>
+        <w:gridCol w:w="4664"/>
+      </w:tblGrid>
+      <w:tr>
+        <w:tc>
+          <w:tcPr>
+            <w:tcW w:w="9350" w:type="dxa"/>
+            <w:gridSpan w:val="2"/>
+            <w:shd w:val="clear" w:color="auto" w:fill="D6EAFF"/>
+          </w:tcPr>
+          <w:p>
+            <w:pPr>
+              <w:rPr>
+                <w:b/>
+              </w:rPr>
+            </w:pPr>
+            <w:r>
+              <w:rPr>
+                <w:b/>
+              </w:rPr>
+              <w:t>SKILL &amp; COMPETENCY REQUIREMENTS</w:t>
+            </w:r>
+          </w:p>
+        </w:tc>
+      </w:tr>
+      <w:tr>
+        <w:tc>
+          <w:tcPr>
+            <w:tcW w:w="4686" w:type="dxa"/>
+          </w:tcPr>
+          <w:p>
+            <w:pPr>
+              <w:rPr>
+                <w:b/>
+              </w:rPr>
+            </w:pPr>
+            <w:r>
+              <w:rPr>
+                <w:b/>
+              </w:rPr>
+              <w:t>Skill/Competency</w:t>
+            </w:r>
+          </w:p>
+        </w:tc>
+        <w:tc>
+          <w:tcPr>
+            <w:tcW w:w="4664" w:type="dxa"/>
+          </w:tcPr>
+          <w:p>
+            <w:pPr>
+              <w:rPr>
+                <w:b/>
+              </w:rPr>
+            </w:pPr>
+            <w:r>
+              <w:rPr>
+                <w:b/>
+              </w:rPr>
+              <w:t>Years of Experience and Year Last Used</w:t>
+            </w:r>
+          </w:p>
+        </w:tc>
+      </w:tr>
+      <w:tr>
+        <w:tc>
+          <w:tcPr>
+            <w:tcW w:w="4686" w:type="dxa"/>
+          </w:tcPr>
+          <w:p>
+            <w:pPr>
+              <w:jc w:val="center"/>
+              <w:rPr>
+                <w:bCs/>
+              </w:rPr>
+            </w:pPr>
+            <w:r>
+              <w:rPr>
+                <w:bCs/>
+              </w:rPr>
+              <w:t>{{SKILL1}}</w:t>
+            </w:r>
+          </w:p>
+        </w:tc>
+        <w:tc>
+          <w:tcPr>
+            <w:tcW w:w="4664" w:type="dxa"/>
+          </w:tcPr>
+          <w:p>
+            <w:pPr>
+              <w:rPr>
+                <w:bCs/>
+              </w:rPr>
+            </w:pPr>
+            <w:r>
+              <w:rPr>
+                <w:bCs/>
+              </w:rPr>
+              <w:t>{{YEARS1}}</w:t>
+            </w:r>
+          </w:p>
+        </w:tc>
+      </w:tr>
+      <w:tr>
+        <w:tc>
+          <w:tcPr>
+            <w:tcW w:w="4686" w:type="dxa"/>
+          </w:tcPr>
+          <w:p>
+            <w:pPr>
+              <w:jc w:val="center"/>
+              <w:rPr>
+                <w:bCs/>
+              </w:rPr>
+            </w:pPr>
+            <w:r>
+              <w:rPr>
+                <w:bCs/>
+              </w:rPr>
+              <w:t>{{SKILL2}}</w:t>
+            </w:r>
+          </w:p>
+        </w:tc>
+        <w:tc>
+          <w:tcPr>
+            <w:tcW w:w="4664" w:type="dxa"/>
+          </w:tcPr>
+          <w:p>
+            <w:pPr>
+              <w:rPr>
+                <w:bCs/>
+              </w:rPr>
+            </w:pPr>
+            <w:r>
+              <w:rPr>
+                <w:bCs/>
+              </w:rPr>
+              <w:t>{{YEARS2}}</w:t>
+            </w:r>
+          </w:p>
+        </w:tc>
+      </w:tr>
+      <w:tr>
+        <w:tc>
+          <w:tcPr>
+            <w:tcW w:w="4686" w:type="dxa"/>
+          </w:tcPr>
+          <w:p>
+            <w:pPr>
+              <w:jc w:val="center"/>
+              <w:rPr>
+                <w:bCs/>
+              </w:rPr>
+            </w:pPr>
+            <w:r>
+              <w:rPr>
+                <w:bCs/>
+              </w:rPr>
+              <w:t>{{SKILL3}}</w:t>
+            </w:r>
+          </w:p>
+        </w:tc>
+        <w:tc>
+          <w:tcPr>
+            <w:tcW w:w="4664" w:type="dxa"/>
+          </w:tcPr>
+          <w:p>
+            <w:pPr>
+              <w:rPr>
+                <w:bCs/>
+              </w:rPr>
+            </w:pPr>
+            <w:r>
+              <w:rPr>
+                <w:bCs/>
+              </w:rPr>
+              <w:t>{{YEARS3}}</w:t>
+            </w:r>
+          </w:p>
+        </w:tc>
+      </w:tr>
+      <w:tr>
+        <w:tc>
+          <w:tcPr>
+            <w:tcW w:w="4686" w:type="dxa"/>
+          </w:tcPr>
+          <w:p>
+            <w:pPr>
+              <w:jc w:val="center"/>
+              <w:rPr>
+                <w:bCs/>
+              </w:rPr>
+            </w:pPr>
+            <w:r>
+              <w:rPr>
+                <w:bCs/>
+              </w:rPr>
+              <w:t>{{SKILL4}}</w:t>
+            </w:r>
+          </w:p>
+        </w:tc>
+        <w:tc>
+          <w:tcPr>
+            <w:tcW w:w="4664" w:type="dxa"/>
+          </w:tcPr>
+          <w:p>
+            <w:pPr>
+              <w:rPr>
+                <w:bCs/>
+              </w:rPr>
+            </w:pPr>
+            <w:r>
+              <w:rPr>
+                <w:bCs/>
+              </w:rPr>
+              <w:t>{{YEARS4}}</w:t>
             </w:r>
           </w:p>
         </w:tc>
@@ -657,286 +971,6 @@
         <w:spacing w:after="0" w:line="240" w:lineRule="auto"/>
       </w:pPr>
     </w:p>
-    <w:tbl>
-      <w:tblPr>
-        <w:tblStyle w:val="TableGrid"/>
-        <w:tblW w:w="0" w:type="auto"/>
-        <w:tblLook w:val="04A0" w:firstRow="1" w:lastRow="0" w:firstColumn="1" w:lastColumn="0" w:noHBand="0" w:noVBand="1"/>
-      </w:tblPr>
-      <w:tblGrid>
-        <w:gridCol w:w="4686"/>
-        <w:gridCol w:w="4664"/>
-      </w:tblGrid>
-      <w:tr>
-        <w:tc>
-          <w:tcPr>
-            <w:tcW w:w="9350" w:type="dxa"/>
-            <w:gridSpan w:val="2"/>
-            <w:shd w:val="clear" w:color="auto" w:fill="D6EAFF"/>
-          </w:tcPr>
-          <w:p>
-            <w:pPr>
-              <w:rPr>
-                <w:b/>
-              </w:rPr>
-            </w:pPr>
-            <w:r>
-              <w:rPr>
-                <w:b/>
-              </w:rPr>
-              <w:t>SKILL &amp; COMPETENCY REQUIREMENTS</w:t>
-            </w:r>
-          </w:p>
-        </w:tc>
-      </w:tr>
-      <w:tr>
-        <w:tc>
-          <w:tcPr>
-            <w:tcW w:w="4686" w:type="dxa"/>
-          </w:tcPr>
-          <w:p>
-            <w:pPr>
-              <w:rPr>
-                <w:b/>
-              </w:rPr>
-            </w:pPr>
-            <w:r>
-              <w:rPr>
-                <w:b/>
-              </w:rPr>
-              <w:t>Skill/Competency</w:t>
-            </w:r>
-          </w:p>
-        </w:tc>
-        <w:tc>
-          <w:tcPr>
-            <w:tcW w:w="4664" w:type="dxa"/>
-          </w:tcPr>
-          <w:p>
-            <w:pPr>
-              <w:rPr>
-                <w:b/>
-              </w:rPr>
-            </w:pPr>
-            <w:r>
-              <w:rPr>
-                <w:b/>
-              </w:rPr>
-              <w:t>Years of Experience and Year Last Used</w:t>
-            </w:r>
-          </w:p>
-        </w:tc>
-      </w:tr>
-      <w:tr>
-        <w:tc>
-          <w:tcPr>
-            <w:tcW w:w="4686" w:type="dxa"/>
-          </w:tcPr>
-          <w:p>
-            <w:pPr>
-              <w:jc w:val="center"/>
-              <w:rPr>
-                <w:bCs/>
-              </w:rPr>
-            </w:pPr>
-            <w:r>
-              <w:rPr>
-                <w:bCs/>
-              </w:rPr>
-              <w:t>{{</w:t>
-            </w:r>
-            <w:r>
-              <w:rPr>
-                <w:bCs/>
-              </w:rPr>
-              <w:t>SKILL1</w:t>
-            </w:r>
-            <w:r>
-              <w:rPr>
-                <w:bCs/>
-              </w:rPr>
-              <w:t>}}</w:t>
-            </w:r>
-          </w:p>
-        </w:tc>
-        <w:tc>
-          <w:tcPr>
-            <w:tcW w:w="4664" w:type="dxa"/>
-          </w:tcPr>
-          <w:p>
-            <w:pPr>
-              <w:rPr>
-                <w:bCs/>
-              </w:rPr>
-            </w:pPr>
-            <w:r>
-              <w:rPr>
-                <w:bCs/>
-              </w:rPr>
-              <w:t>{{YEARS1}}</w:t>
-            </w:r>
-          </w:p>
-        </w:tc>
-      </w:tr>
-      <w:tr>
-        <w:tc>
-          <w:tcPr>
-            <w:tcW w:w="4686" w:type="dxa"/>
-          </w:tcPr>
-          <w:p>
-            <w:pPr>
-              <w:jc w:val="center"/>
-              <w:rPr>
-                <w:bCs/>
-              </w:rPr>
-            </w:pPr>
-            <w:r>
-              <w:rPr>
-                <w:bCs/>
-              </w:rPr>
-              <w:t>{{</w:t>
-            </w:r>
-            <w:r>
-              <w:rPr>
-                <w:bCs/>
-              </w:rPr>
-              <w:t>SKILL2</w:t>
-            </w:r>
-            <w:r>
-              <w:rPr>
-                <w:bCs/>
-              </w:rPr>
-              <w:t>}}</w:t>
-            </w:r>
-          </w:p>
-        </w:tc>
-        <w:tc>
-          <w:tcPr>
-            <w:tcW w:w="4664" w:type="dxa"/>
-          </w:tcPr>
-          <w:p>
-            <w:pPr>
-              <w:rPr>
-                <w:bCs/>
-              </w:rPr>
-            </w:pPr>
-            <w:r>
-              <w:rPr>
-                <w:bCs/>
-              </w:rPr>
-              <w:t>{{YEARS2}}</w:t>
-            </w:r>
-          </w:p>
-        </w:tc>
-      </w:tr>
-      <w:tr>
-        <w:tc>
-          <w:tcPr>
-            <w:tcW w:w="4686" w:type="dxa"/>
-          </w:tcPr>
-          <w:p>
-            <w:pPr>
-              <w:jc w:val="center"/>
-              <w:rPr>
-                <w:bCs/>
-              </w:rPr>
-            </w:pPr>
-            <w:r>
-              <w:rPr>
-                <w:bCs/>
-              </w:rPr>
-              <w:t>{{</w:t>
-            </w:r>
-            <w:r>
-              <w:rPr>
-                <w:bCs/>
-              </w:rPr>
-              <w:t>SKILL3</w:t>
-            </w:r>
-            <w:r>
-              <w:rPr>
-                <w:bCs/>
-              </w:rPr>
-              <w:t>}}</w:t>
-            </w:r>
-          </w:p>
-        </w:tc>
-        <w:tc>
-          <w:tcPr>
-            <w:tcW w:w="4664" w:type="dxa"/>
-          </w:tcPr>
-          <w:p>
-            <w:pPr>
-              <w:rPr>
-                <w:bCs/>
-              </w:rPr>
-            </w:pPr>
-            <w:r>
-              <w:rPr>
-                <w:bCs/>
-              </w:rPr>
-              <w:t>{{YEARS3}}</w:t>
-            </w:r>
-          </w:p>
-        </w:tc>
-      </w:tr>
-      <w:tr>
-        <w:tc>
-          <w:tcPr>
-            <w:tcW w:w="4686" w:type="dxa"/>
-          </w:tcPr>
-          <w:p>
-            <w:pPr>
-              <w:jc w:val="center"/>
-              <w:rPr>
-                <w:bCs/>
-              </w:rPr>
-            </w:pPr>
-            <w:r>
-              <w:rPr>
-                <w:bCs/>
-              </w:rPr>
-              <w:t>{{</w:t>
-            </w:r>
-            <w:r>
-              <w:rPr>
-                <w:bCs/>
-              </w:rPr>
-              <w:t>SKILL4</w:t>
-            </w:r>
-            <w:r>
-              <w:rPr>
-                <w:bCs/>
-              </w:rPr>
-              <w:t>}}</w:t>
-            </w:r>
-          </w:p>
-        </w:tc>
-        <w:tc>
-          <w:tcPr>
-            <w:tcW w:w="4664" w:type="dxa"/>
-          </w:tcPr>
-          <w:p>
-            <w:pPr>
-              <w:rPr>
-                <w:bCs/>
-              </w:rPr>
-            </w:pPr>
-            <w:r>
-              <w:rPr>
-                <w:bCs/>
-              </w:rPr>
-              <w:t>{{YEARS4}}</w:t>
-            </w:r>
-          </w:p>
-        </w:tc>
-      </w:tr>
-    </w:tbl>
-    <w:p>
-      <w:pPr>
-        <w:spacing w:after="0" w:line="240" w:lineRule="auto"/>
-      </w:pPr>
-    </w:p>
     <w:p>
       <w:pPr>
         <w:tabs>
@@ -1242,6 +1276,7 @@
           <w:rFonts w:ascii="Times New Roman" w:hAnsi="Times New Roman"/>
           <w:sz w:val="24"/>
         </w:rPr>
+        <w:lastRenderedPageBreak/>
         <w:t>{{Bullets2}}</w:t>
       </w:r>
       <w:r>
@@ -1386,7 +1421,6 @@
           <w:rFonts w:ascii="Times New Roman" w:hAnsi="Times New Roman"/>
           <w:sz w:val="24"/>
         </w:rPr>
-        <w:lastRenderedPageBreak/>
         <w:t>{{Bullets3}}</w:t>
       </w:r>
       <w:r>
@@ -1943,6 +1977,9 @@
           <w:ilvl w:val="0"/>
           <w:numId w:val="7"/>
         </w:numPr>
+        <w:rPr>
+          <w:rFonts w:cstheme="minorHAnsi"/>
+        </w:rPr>
       </w:pPr>
       <w:r>
         <w:rPr>
@@ -1950,417 +1987,6 @@
           <w:sz w:val="24"/>
         </w:rPr>
         <w:t>{{Bullets7}}</w:t>
-      </w:r>
-      <w:r>
-        <w:rPr>
-          <w:rFonts w:ascii="Times New Roman" w:hAnsi="Times New Roman"/>
-          <w:sz w:val="24"/>
-        </w:rPr>
-        <w:br/>
-      </w:r>
-    </w:p>
-    <w:tbl>
-      <w:tblPr>
-        <w:tblStyle w:val="TableGrid"/>
-        <w:tblW w:w="0" w:type="auto"/>
-        <w:shd w:val="clear" w:color="auto" w:fill="95B3D7"/>
-        <w:tblLook w:val="04A0" w:firstRow="1" w:lastRow="0" w:firstColumn="1" w:lastColumn="0" w:noHBand="0" w:noVBand="1"/>
-      </w:tblPr>
-      <w:tblGrid>
-        <w:gridCol w:w="9350"/>
-      </w:tblGrid>
-      <w:tr>
-        <w:tc>
-          <w:tcPr>
-            <w:tcW w:w="9558" w:type="dxa"/>
-            <w:shd w:val="clear" w:color="auto" w:fill="D6EAFF"/>
-          </w:tcPr>
-          <w:p>
-            <w:pPr>
-              <w:rPr>
-                <w:rFonts w:cstheme="minorHAnsi"/>
-                <w:b/>
-              </w:rPr>
-            </w:pPr>
-            <w:bookmarkStart w:id="0" w:name="_Hlk146558073"/>
-            <w:r>
-              <w:rPr>
-                <w:rFonts w:cstheme="minorHAnsi"/>
-                <w:b/>
-              </w:rPr>
-              <w:t xml:space="preserve">SUPPLIER </w:t>
-            </w:r>
-            <w:r>
-              <w:rPr>
-                <w:rFonts w:cstheme="minorHAnsi"/>
-                <w:b/>
-              </w:rPr>
-              <w:t>VETTING QUESTIONS</w:t>
-            </w:r>
-          </w:p>
-        </w:tc>
-      </w:tr>
-      <w:bookmarkEnd w:id="0"/>
-    </w:tbl>
-    <w:p>
-      <w:pPr>
-        <w:spacing w:after="0" w:line="240" w:lineRule="auto"/>
-        <w:rPr>
-          <w:rFonts w:cstheme="minorHAnsi"/>
-          <w:b/>
-        </w:rPr>
-      </w:pPr>
-    </w:p>
-    <w:p>
-      <w:pPr>
-        <w:pStyle w:val="ListParagraph"/>
-        <w:numPr>
-          <w:ilvl w:val="0"/>
-          <w:numId w:val="8"/>
-        </w:numPr>
-        <w:rPr>
-          <w:rFonts w:cstheme="minorHAnsi"/>
-        </w:rPr>
-      </w:pPr>
-      <w:r>
-        <w:rPr>
-          <w:rFonts w:cstheme="minorHAnsi"/>
-          <w:b/>
-          <w:bCs/>
-        </w:rPr>
-        <w:t>{{</w:t>
-      </w:r>
-      <w:r>
-        <w:rPr>
-          <w:rFonts w:cstheme="minorHAnsi"/>
-          <w:b/>
-          <w:bCs/>
-        </w:rPr>
-        <w:t>Q1</w:t>
-      </w:r>
-      <w:r>
-        <w:rPr>
-          <w:rFonts w:cstheme="minorHAnsi"/>
-          <w:b/>
-          <w:bCs/>
-        </w:rPr>
-        <w:t>}}</w:t>
-      </w:r>
-    </w:p>
-    <w:p>
-      <w:pPr>
-        <w:pStyle w:val="ListParagraph"/>
-        <w:rPr>
-          <w:rFonts w:cstheme="minorHAnsi"/>
-        </w:rPr>
-      </w:pPr>
-      <w:r>
-        <w:rPr>
-          <w:rFonts w:cstheme="minorHAnsi"/>
-        </w:rPr>
-        <w:br/>
-      </w:r>
-      <w:r>
-        <w:rPr>
-          <w:rFonts w:cstheme="minorHAnsi"/>
-        </w:rPr>
-        <w:t>{{A1}}</w:t>
-      </w:r>
-    </w:p>
-    <w:p>
-      <w:pPr>
-        <w:spacing w:line="240" w:lineRule="auto"/>
-        <w:rPr>
-          <w:rFonts w:cstheme="minorHAnsi"/>
-        </w:rPr>
-      </w:pPr>
-      <w:r>
-        <w:rPr>
-          <w:rFonts w:cstheme="minorHAnsi"/>
-        </w:rPr>
-        <w:pict w14:anchorId="75F67AF4">
-          <v:rect id="_x0000_i1025" style="width:468pt;height:1.5pt" o:hralign="center" o:hrstd="t" o:hr="t" fillcolor="#a0a0a0" stroked="f"/>
-        </w:pict>
-      </w:r>
-    </w:p>
-    <w:p>
-      <w:pPr>
-        <w:pStyle w:val="ListParagraph"/>
-        <w:numPr>
-          <w:ilvl w:val="0"/>
-          <w:numId w:val="8"/>
-        </w:numPr>
-        <w:rPr>
-          <w:rFonts w:cstheme="minorHAnsi"/>
-          <w:b/>
-          <w:bCs/>
-        </w:rPr>
-      </w:pPr>
-      <w:r>
-        <w:rPr>
-          <w:rFonts w:cstheme="minorHAnsi"/>
-          <w:b/>
-          <w:bCs/>
-        </w:rPr>
-        <w:t>{{</w:t>
-      </w:r>
-      <w:r>
-        <w:rPr>
-          <w:rFonts w:cstheme="minorHAnsi"/>
-          <w:b/>
-          <w:bCs/>
-        </w:rPr>
-        <w:t>Q2</w:t>
-      </w:r>
-      <w:r>
-        <w:rPr>
-          <w:rFonts w:cstheme="minorHAnsi"/>
-          <w:b/>
-          <w:bCs/>
-        </w:rPr>
-        <w:t>}}</w:t>
-      </w:r>
-    </w:p>
-    <w:p>
-      <w:pPr>
-        <w:pStyle w:val="ListParagraph"/>
-        <w:rPr>
-          <w:rFonts w:cstheme="minorHAnsi"/>
-          <w:b/>
-          <w:bCs/>
-        </w:rPr>
-      </w:pPr>
-      <w:r>
-        <w:rPr>
-          <w:rFonts w:cstheme="minorHAnsi"/>
-        </w:rPr>
-        <w:br/>
-      </w:r>
-      <w:r>
-        <w:rPr>
-          <w:rFonts w:cstheme="minorHAnsi"/>
-        </w:rPr>
-        <w:t>{{A2}}</w:t>
-      </w:r>
-    </w:p>
-    <w:p>
-      <w:pPr>
-        <w:spacing w:line="240" w:lineRule="auto"/>
-        <w:rPr>
-          <w:rFonts w:cstheme="minorHAnsi"/>
-        </w:rPr>
-      </w:pPr>
-      <w:r>
-        <w:rPr>
-          <w:rFonts w:cstheme="minorHAnsi"/>
-        </w:rPr>
-        <w:pict w14:anchorId="0BD7C985">
-          <v:rect id="_x0000_i1026" style="width:468pt;height:1.5pt" o:hralign="center" o:hrstd="t" o:hr="t" fillcolor="#a0a0a0" stroked="f"/>
-        </w:pict>
-      </w:r>
-    </w:p>
-    <w:p>
-      <w:pPr>
-        <w:pStyle w:val="ListParagraph"/>
-        <w:numPr>
-          <w:ilvl w:val="0"/>
-          <w:numId w:val="8"/>
-        </w:numPr>
-        <w:rPr>
-          <w:rFonts w:cstheme="minorHAnsi"/>
-        </w:rPr>
-      </w:pPr>
-      <w:r>
-        <w:rPr>
-          <w:rFonts w:cstheme="minorHAnsi"/>
-          <w:b/>
-          <w:bCs/>
-        </w:rPr>
-        <w:t>{{</w:t>
-      </w:r>
-      <w:r>
-        <w:rPr>
-          <w:rFonts w:cstheme="minorHAnsi"/>
-          <w:b/>
-          <w:bCs/>
-        </w:rPr>
-        <w:t>Q3</w:t>
-      </w:r>
-      <w:r>
-        <w:rPr>
-          <w:rFonts w:cstheme="minorHAnsi"/>
-          <w:b/>
-          <w:bCs/>
-        </w:rPr>
-        <w:t>}}</w:t>
-      </w:r>
-    </w:p>
-    <w:p>
-      <w:pPr>
-        <w:pStyle w:val="ListParagraph"/>
-        <w:rPr>
-          <w:rFonts w:cstheme="minorHAnsi"/>
-        </w:rPr>
-      </w:pPr>
-      <w:r>
-        <w:rPr>
-          <w:rFonts w:cstheme="minorHAnsi"/>
-        </w:rPr>
-        <w:br/>
-      </w:r>
-      <w:r>
-        <w:rPr>
-          <w:rFonts w:cstheme="minorHAnsi"/>
-        </w:rPr>
-        <w:t>{{A3}}</w:t>
-      </w:r>
-    </w:p>
-    <w:p>
-      <w:pPr>
-        <w:spacing w:line="240" w:lineRule="auto"/>
-        <w:rPr>
-          <w:rFonts w:cstheme="minorHAnsi"/>
-        </w:rPr>
-      </w:pPr>
-      <w:r>
-        <w:rPr>
-          <w:rFonts w:cstheme="minorHAnsi"/>
-        </w:rPr>
-        <w:pict w14:anchorId="705AB5ED">
-          <v:rect id="_x0000_i1027" style="width:468pt;height:1.5pt" o:hralign="center" o:hrstd="t" o:hr="t" fillcolor="#a0a0a0" stroked="f"/>
-        </w:pict>
-      </w:r>
-    </w:p>
-    <w:p>
-      <w:pPr>
-        <w:pStyle w:val="ListParagraph"/>
-        <w:numPr>
-          <w:ilvl w:val="0"/>
-          <w:numId w:val="8"/>
-        </w:numPr>
-        <w:rPr>
-          <w:rFonts w:cstheme="minorHAnsi"/>
-          <w:b/>
-          <w:bCs/>
-        </w:rPr>
-      </w:pPr>
-      <w:r>
-        <w:rPr>
-          <w:rFonts w:cstheme="minorHAnsi"/>
-          <w:b/>
-          <w:bCs/>
-        </w:rPr>
-        <w:t>{{</w:t>
-      </w:r>
-      <w:r>
-        <w:rPr>
-          <w:rFonts w:cstheme="minorHAnsi"/>
-          <w:b/>
-          <w:bCs/>
-        </w:rPr>
-        <w:t>Q4</w:t>
-      </w:r>
-      <w:r>
-        <w:rPr>
-          <w:rFonts w:cstheme="minorHAnsi"/>
-          <w:b/>
-          <w:bCs/>
-        </w:rPr>
-        <w:t>}}</w:t>
-      </w:r>
-    </w:p>
-    <w:p>
-      <w:pPr>
-        <w:pStyle w:val="ListParagraph"/>
-        <w:rPr>
-          <w:rFonts w:cstheme="minorHAnsi"/>
-          <w:b/>
-          <w:bCs/>
-        </w:rPr>
-      </w:pPr>
-      <w:r>
-        <w:rPr>
-          <w:rFonts w:cstheme="minorHAnsi"/>
-        </w:rPr>
-        <w:br/>
-      </w:r>
-      <w:r>
-        <w:rPr>
-          <w:rFonts w:cstheme="minorHAnsi"/>
-        </w:rPr>
-        <w:t>{{A4}}</w:t>
-      </w:r>
-    </w:p>
-    <w:p>
-      <w:pPr>
-        <w:spacing w:line="240" w:lineRule="auto"/>
-        <w:rPr>
-          <w:rFonts w:cstheme="minorHAnsi"/>
-        </w:rPr>
-      </w:pPr>
-      <w:r>
-        <w:rPr>
-          <w:rFonts w:cstheme="minorHAnsi"/>
-        </w:rPr>
-        <w:pict w14:anchorId="6302314B">
-          <v:rect id="_x0000_i1028" style="width:468pt;height:1.5pt" o:hralign="center" o:hrstd="t" o:hr="t" fillcolor="#a0a0a0" stroked="f"/>
-        </w:pict>
-      </w:r>
-    </w:p>
-    <w:p>
-      <w:pPr>
-        <w:pStyle w:val="ListParagraph"/>
-        <w:numPr>
-          <w:ilvl w:val="0"/>
-          <w:numId w:val="8"/>
-        </w:numPr>
-        <w:rPr>
-          <w:rFonts w:cstheme="minorHAnsi"/>
-        </w:rPr>
-      </w:pPr>
-      <w:r>
-        <w:rPr>
-          <w:rFonts w:cstheme="minorHAnsi"/>
-          <w:b/>
-          <w:bCs/>
-        </w:rPr>
-        <w:t>{{</w:t>
-      </w:r>
-      <w:r>
-        <w:rPr>
-          <w:rFonts w:cstheme="minorHAnsi"/>
-          <w:b/>
-          <w:bCs/>
-        </w:rPr>
-        <w:t>Q5</w:t>
-      </w:r>
-      <w:r>
-        <w:rPr>
-          <w:rFonts w:cstheme="minorHAnsi"/>
-          <w:b/>
-          <w:bCs/>
-        </w:rPr>
-        <w:t>}}</w:t>
-      </w:r>
-    </w:p>
-    <w:p>
-      <w:pPr>
-        <w:pStyle w:val="ListParagraph"/>
-        <w:rPr>
-          <w:rFonts w:cstheme="minorHAnsi"/>
-        </w:rPr>
-      </w:pPr>
-      <w:r>
-        <w:rPr>
-          <w:rFonts w:cstheme="minorHAnsi"/>
-        </w:rPr>
-        <w:br/>
-      </w:r>
-      <w:r>
-        <w:rPr>
-          <w:rFonts w:cstheme="minorHAnsi"/>
-        </w:rPr>
-        <w:t>{{A5}}</w:t>
       </w:r>
     </w:p>
     <w:sectPr>
@@ -5255,21 +4881,10 @@
 </file>
 
 <file path=customXml/item1.xml><?xml version="1.0" encoding="utf-8"?>
-<p:properties xmlns:p="http://schemas.microsoft.com/office/2006/metadata/properties" xmlns:xsi="http://www.w3.org/2001/XMLSchema-instance" xmlns:pc="http://schemas.microsoft.com/office/infopath/2007/PartnerControls">
-  <documentManagement/>
-</p:properties>
+<b:Sources xmlns:b="http://schemas.openxmlformats.org/officeDocument/2006/bibliography" xmlns="http://schemas.openxmlformats.org/officeDocument/2006/bibliography" SelectedStyle="\APASixthEditionOfficeOnline.xsl" StyleName="APA" Version="6"/>
 </file>
 
 <file path=customXml/item2.xml><?xml version="1.0" encoding="utf-8"?>
-<?mso-contentType ?>
-<FormTemplates xmlns="http://schemas.microsoft.com/sharepoint/v3/contenttype/forms">
-  <Display>DocumentLibraryForm</Display>
-  <Edit>DocumentLibraryForm</Edit>
-  <New>DocumentLibraryForm</New>
-</FormTemplates>
-</file>
-
-<file path=customXml/item3.xml><?xml version="1.0" encoding="utf-8"?>
 <ct:contentTypeSchema xmlns:ct="http://schemas.microsoft.com/office/2006/metadata/contentType" xmlns:ma="http://schemas.microsoft.com/office/2006/metadata/properties/metaAttributes" ct:_="" ma:_="" ma:contentTypeName="Document" ma:contentTypeID="0x01010097B08BEC9F9B55459CA84E521C5A5876" ma:contentTypeVersion="13" ma:contentTypeDescription="Create a new document." ma:contentTypeScope="" ma:versionID="c74a6e8f868f088680b3e8047e24d98a">
   <xsd:schema xmlns:xsd="http://www.w3.org/2001/XMLSchema" xmlns:xs="http://www.w3.org/2001/XMLSchema" xmlns:p="http://schemas.microsoft.com/office/2006/metadata/properties" xmlns:ns3="7e07e4f1-224c-4991-b3b3-8c7cdd58d92b" xmlns:ns4="1e6c397e-d526-448b-b2d2-bebe76f88a27" targetNamespace="http://schemas.microsoft.com/office/2006/metadata/properties" ma:root="true" ma:fieldsID="2ab2dc237f7cd9f5c6261f1af9c3bcbd" ns3:_="" ns4:_="">
     <xsd:import namespace="7e07e4f1-224c-4991-b3b3-8c7cdd58d92b"/>
@@ -5492,28 +5107,30 @@
 </ct:contentTypeSchema>
 </file>
 
+<file path=customXml/item3.xml><?xml version="1.0" encoding="utf-8"?>
+<?mso-contentType ?>
+<FormTemplates xmlns="http://schemas.microsoft.com/sharepoint/v3/contenttype/forms">
+  <Display>DocumentLibraryForm</Display>
+  <Edit>DocumentLibraryForm</Edit>
+  <New>DocumentLibraryForm</New>
+</FormTemplates>
+</file>
+
 <file path=customXml/item4.xml><?xml version="1.0" encoding="utf-8"?>
-<b:Sources xmlns:b="http://schemas.openxmlformats.org/officeDocument/2006/bibliography" xmlns="http://schemas.openxmlformats.org/officeDocument/2006/bibliography" SelectedStyle="\APASixthEditionOfficeOnline.xsl" StyleName="APA" Version="6"/>
+<p:properties xmlns:p="http://schemas.microsoft.com/office/2006/metadata/properties" xmlns:xsi="http://www.w3.org/2001/XMLSchema-instance" xmlns:pc="http://schemas.microsoft.com/office/infopath/2007/PartnerControls">
+  <documentManagement/>
+</p:properties>
 </file>
 
 <file path=customXml/itemProps1.xml><?xml version="1.0" encoding="utf-8"?>
-<ds:datastoreItem xmlns:ds="http://schemas.openxmlformats.org/officeDocument/2006/customXml" ds:itemID="{A132B886-28E3-4D6A-A123-94FFD6175DE5}">
+<ds:datastoreItem xmlns:ds="http://schemas.openxmlformats.org/officeDocument/2006/customXml" ds:itemID="{E0B08DEB-DB8F-4595-A20B-EE5AA54F5A90}">
   <ds:schemaRefs>
-    <ds:schemaRef ds:uri="http://schemas.microsoft.com/office/2006/metadata/properties"/>
-    <ds:schemaRef ds:uri="http://schemas.microsoft.com/office/infopath/2007/PartnerControls"/>
+    <ds:schemaRef ds:uri="http://schemas.openxmlformats.org/officeDocument/2006/bibliography"/>
   </ds:schemaRefs>
 </ds:datastoreItem>
 </file>
 
 <file path=customXml/itemProps2.xml><?xml version="1.0" encoding="utf-8"?>
-<ds:datastoreItem xmlns:ds="http://schemas.openxmlformats.org/officeDocument/2006/customXml" ds:itemID="{7CCDA22E-0909-4C7C-9B0E-9E2E77C50294}">
-  <ds:schemaRefs>
-    <ds:schemaRef ds:uri="http://schemas.microsoft.com/sharepoint/v3/contenttype/forms"/>
-  </ds:schemaRefs>
-</ds:datastoreItem>
-</file>
-
-<file path=customXml/itemProps3.xml><?xml version="1.0" encoding="utf-8"?>
 <ds:datastoreItem xmlns:ds="http://schemas.openxmlformats.org/officeDocument/2006/customXml" ds:itemID="{990F26F4-6D41-4C7A-8B44-DA19B8CE4E71}">
   <ds:schemaRefs>
     <ds:schemaRef ds:uri="http://schemas.microsoft.com/office/2006/metadata/contentType"/>
@@ -5532,10 +5149,19 @@
 </ds:datastoreItem>
 </file>
 
+<file path=customXml/itemProps3.xml><?xml version="1.0" encoding="utf-8"?>
+<ds:datastoreItem xmlns:ds="http://schemas.openxmlformats.org/officeDocument/2006/customXml" ds:itemID="{7CCDA22E-0909-4C7C-9B0E-9E2E77C50294}">
+  <ds:schemaRefs>
+    <ds:schemaRef ds:uri="http://schemas.microsoft.com/sharepoint/v3/contenttype/forms"/>
+  </ds:schemaRefs>
+</ds:datastoreItem>
+</file>
+
 <file path=customXml/itemProps4.xml><?xml version="1.0" encoding="utf-8"?>
-<ds:datastoreItem xmlns:ds="http://schemas.openxmlformats.org/officeDocument/2006/customXml" ds:itemID="{E0B08DEB-DB8F-4595-A20B-EE5AA54F5A90}">
+<ds:datastoreItem xmlns:ds="http://schemas.openxmlformats.org/officeDocument/2006/customXml" ds:itemID="{A132B886-28E3-4D6A-A123-94FFD6175DE5}">
   <ds:schemaRefs>
-    <ds:schemaRef ds:uri="http://schemas.openxmlformats.org/officeDocument/2006/bibliography"/>
+    <ds:schemaRef ds:uri="http://schemas.microsoft.com/office/2006/metadata/properties"/>
+    <ds:schemaRef ds:uri="http://schemas.microsoft.com/office/infopath/2007/PartnerControls"/>
   </ds:schemaRefs>
 </ds:datastoreItem>
 </file>
--- a/Freddie_Mac_Template.docx
+++ b/Freddie_Mac_Template.docx
@@ -504,7 +504,13 @@
               <w:rPr>
                 <w:b/>
               </w:rPr>
-              <w:t>Skill/Competency</w:t>
+              <w:t>Skill</w:t>
+            </w:r>
+            <w:r>
+              <w:rPr>
+                <w:b/>
+              </w:rPr>
+              <w:t>s</w:t>
             </w:r>
           </w:p>
         </w:tc>
@@ -522,7 +528,7 @@
               <w:rPr>
                 <w:b/>
               </w:rPr>
-              <w:t>Years of Experience and Year Last Used</w:t>
+              <w:t>Tools / Technologies / Methodologies</w:t>
             </w:r>
           </w:p>
         </w:tc>
@@ -561,7 +567,31 @@
               <w:rPr>
                 <w:bCs/>
               </w:rPr>
-              <w:t>{{YEARS1}}</w:t>
+              <w:t>{{</w:t>
+            </w:r>
+            <w:r>
+              <w:rPr>
+                <w:bCs/>
+              </w:rPr>
+              <w:t>SKILL</w:t>
+            </w:r>
+            <w:r>
+              <w:rPr>
+                <w:bCs/>
+              </w:rPr>
+              <w:t>DETAILS</w:t>
+            </w:r>
+            <w:r>
+              <w:rPr>
+                <w:bCs/>
+              </w:rPr>
+              <w:t>1</w:t>
+            </w:r>
+            <w:r>
+              <w:rPr>
+                <w:bCs/>
+              </w:rPr>
+              <w:t>}}</w:t>
             </w:r>
           </w:p>
         </w:tc>
@@ -600,7 +630,31 @@
               <w:rPr>
                 <w:bCs/>
               </w:rPr>
-              <w:t>{{YEARS2}}</w:t>
+              <w:t>{{</w:t>
+            </w:r>
+            <w:r>
+              <w:rPr>
+                <w:bCs/>
+              </w:rPr>
+              <w:t>SKILL</w:t>
+            </w:r>
+            <w:r>
+              <w:rPr>
+                <w:bCs/>
+              </w:rPr>
+              <w:t>DETAILS</w:t>
+            </w:r>
+            <w:r>
+              <w:rPr>
+                <w:bCs/>
+              </w:rPr>
+              <w:t>2</w:t>
+            </w:r>
+            <w:r>
+              <w:rPr>
+                <w:bCs/>
+              </w:rPr>
+              <w:t>}}</w:t>
             </w:r>
           </w:p>
         </w:tc>
@@ -639,7 +693,31 @@
               <w:rPr>
                 <w:bCs/>
               </w:rPr>
-              <w:t>{{YEARS3}}</w:t>
+              <w:t>{{</w:t>
+            </w:r>
+            <w:r>
+              <w:rPr>
+                <w:bCs/>
+              </w:rPr>
+              <w:t>SKILL</w:t>
+            </w:r>
+            <w:r>
+              <w:rPr>
+                <w:bCs/>
+              </w:rPr>
+              <w:t>DETAILS</w:t>
+            </w:r>
+            <w:r>
+              <w:rPr>
+                <w:bCs/>
+              </w:rPr>
+              <w:t>3</w:t>
+            </w:r>
+            <w:r>
+              <w:rPr>
+                <w:bCs/>
+              </w:rPr>
+              <w:t>}}</w:t>
             </w:r>
           </w:p>
         </w:tc>
@@ -678,7 +756,31 @@
               <w:rPr>
                 <w:bCs/>
               </w:rPr>
-              <w:t>{{YEARS4}}</w:t>
+              <w:t>{{</w:t>
+            </w:r>
+            <w:r>
+              <w:rPr>
+                <w:bCs/>
+              </w:rPr>
+              <w:t>SKILL</w:t>
+            </w:r>
+            <w:r>
+              <w:rPr>
+                <w:bCs/>
+              </w:rPr>
+              <w:t>DETAILS</w:t>
+            </w:r>
+            <w:r>
+              <w:rPr>
+                <w:bCs/>
+              </w:rPr>
+              <w:t>4</w:t>
+            </w:r>
+            <w:r>
+              <w:rPr>
+                <w:bCs/>
+              </w:rPr>
+              <w:t>}}</w:t>
             </w:r>
           </w:p>
         </w:tc>
@@ -4881,10 +4983,6 @@
 </file>
 
 <file path=customXml/item1.xml><?xml version="1.0" encoding="utf-8"?>
-<b:Sources xmlns:b="http://schemas.openxmlformats.org/officeDocument/2006/bibliography" xmlns="http://schemas.openxmlformats.org/officeDocument/2006/bibliography" SelectedStyle="\APASixthEditionOfficeOnline.xsl" StyleName="APA" Version="6"/>
-</file>
-
-<file path=customXml/item2.xml><?xml version="1.0" encoding="utf-8"?>
 <ct:contentTypeSchema xmlns:ct="http://schemas.microsoft.com/office/2006/metadata/contentType" xmlns:ma="http://schemas.microsoft.com/office/2006/metadata/properties/metaAttributes" ct:_="" ma:_="" ma:contentTypeName="Document" ma:contentTypeID="0x01010097B08BEC9F9B55459CA84E521C5A5876" ma:contentTypeVersion="13" ma:contentTypeDescription="Create a new document." ma:contentTypeScope="" ma:versionID="c74a6e8f868f088680b3e8047e24d98a">
   <xsd:schema xmlns:xsd="http://www.w3.org/2001/XMLSchema" xmlns:xs="http://www.w3.org/2001/XMLSchema" xmlns:p="http://schemas.microsoft.com/office/2006/metadata/properties" xmlns:ns3="7e07e4f1-224c-4991-b3b3-8c7cdd58d92b" xmlns:ns4="1e6c397e-d526-448b-b2d2-bebe76f88a27" targetNamespace="http://schemas.microsoft.com/office/2006/metadata/properties" ma:root="true" ma:fieldsID="2ab2dc237f7cd9f5c6261f1af9c3bcbd" ns3:_="" ns4:_="">
     <xsd:import namespace="7e07e4f1-224c-4991-b3b3-8c7cdd58d92b"/>
@@ -5107,7 +5205,17 @@
 </ct:contentTypeSchema>
 </file>
 
+<file path=customXml/item2.xml><?xml version="1.0" encoding="utf-8"?>
+<b:Sources xmlns:b="http://schemas.openxmlformats.org/officeDocument/2006/bibliography" xmlns="http://schemas.openxmlformats.org/officeDocument/2006/bibliography" SelectedStyle="\APASixthEditionOfficeOnline.xsl" StyleName="APA" Version="6"/>
+</file>
+
 <file path=customXml/item3.xml><?xml version="1.0" encoding="utf-8"?>
+<p:properties xmlns:p="http://schemas.microsoft.com/office/2006/metadata/properties" xmlns:xsi="http://www.w3.org/2001/XMLSchema-instance" xmlns:pc="http://schemas.microsoft.com/office/infopath/2007/PartnerControls">
+  <documentManagement/>
+</p:properties>
+</file>
+
+<file path=customXml/item4.xml><?xml version="1.0" encoding="utf-8"?>
 <?mso-contentType ?>
 <FormTemplates xmlns="http://schemas.microsoft.com/sharepoint/v3/contenttype/forms">
   <Display>DocumentLibraryForm</Display>
@@ -5116,21 +5224,7 @@
 </FormTemplates>
 </file>
 
-<file path=customXml/item4.xml><?xml version="1.0" encoding="utf-8"?>
-<p:properties xmlns:p="http://schemas.microsoft.com/office/2006/metadata/properties" xmlns:xsi="http://www.w3.org/2001/XMLSchema-instance" xmlns:pc="http://schemas.microsoft.com/office/infopath/2007/PartnerControls">
-  <documentManagement/>
-</p:properties>
-</file>
-
 <file path=customXml/itemProps1.xml><?xml version="1.0" encoding="utf-8"?>
-<ds:datastoreItem xmlns:ds="http://schemas.openxmlformats.org/officeDocument/2006/customXml" ds:itemID="{E0B08DEB-DB8F-4595-A20B-EE5AA54F5A90}">
-  <ds:schemaRefs>
-    <ds:schemaRef ds:uri="http://schemas.openxmlformats.org/officeDocument/2006/bibliography"/>
-  </ds:schemaRefs>
-</ds:datastoreItem>
-</file>
-
-<file path=customXml/itemProps2.xml><?xml version="1.0" encoding="utf-8"?>
 <ds:datastoreItem xmlns:ds="http://schemas.openxmlformats.org/officeDocument/2006/customXml" ds:itemID="{990F26F4-6D41-4C7A-8B44-DA19B8CE4E71}">
   <ds:schemaRefs>
     <ds:schemaRef ds:uri="http://schemas.microsoft.com/office/2006/metadata/contentType"/>
@@ -5149,19 +5243,27 @@
 </ds:datastoreItem>
 </file>
 
-<file path=customXml/itemProps3.xml><?xml version="1.0" encoding="utf-8"?>
-<ds:datastoreItem xmlns:ds="http://schemas.openxmlformats.org/officeDocument/2006/customXml" ds:itemID="{7CCDA22E-0909-4C7C-9B0E-9E2E77C50294}">
+<file path=customXml/itemProps2.xml><?xml version="1.0" encoding="utf-8"?>
+<ds:datastoreItem xmlns:ds="http://schemas.openxmlformats.org/officeDocument/2006/customXml" ds:itemID="{E0B08DEB-DB8F-4595-A20B-EE5AA54F5A90}">
   <ds:schemaRefs>
-    <ds:schemaRef ds:uri="http://schemas.microsoft.com/sharepoint/v3/contenttype/forms"/>
+    <ds:schemaRef ds:uri="http://schemas.openxmlformats.org/officeDocument/2006/bibliography"/>
   </ds:schemaRefs>
 </ds:datastoreItem>
 </file>
 
-<file path=customXml/itemProps4.xml><?xml version="1.0" encoding="utf-8"?>
+<file path=customXml/itemProps3.xml><?xml version="1.0" encoding="utf-8"?>
 <ds:datastoreItem xmlns:ds="http://schemas.openxmlformats.org/officeDocument/2006/customXml" ds:itemID="{A132B886-28E3-4D6A-A123-94FFD6175DE5}">
   <ds:schemaRefs>
     <ds:schemaRef ds:uri="http://schemas.microsoft.com/office/2006/metadata/properties"/>
     <ds:schemaRef ds:uri="http://schemas.microsoft.com/office/infopath/2007/PartnerControls"/>
   </ds:schemaRefs>
 </ds:datastoreItem>
+</file>
+
+<file path=customXml/itemProps4.xml><?xml version="1.0" encoding="utf-8"?>
+<ds:datastoreItem xmlns:ds="http://schemas.openxmlformats.org/officeDocument/2006/customXml" ds:itemID="{7CCDA22E-0909-4C7C-9B0E-9E2E77C50294}">
+  <ds:schemaRefs>
+    <ds:schemaRef ds:uri="http://schemas.microsoft.com/sharepoint/v3/contenttype/forms"/>
+  </ds:schemaRefs>
+</ds:datastoreItem>
 </file>